--- a/examples/word/numbering-showcase.docx
+++ b/examples/word/numbering-showcase.docx
@@ -1,502 +1,517 @@
 
 <file path=word/document.xml><?xml version="1.0" encoding="utf-8"?>
-<w:document xmlns:w="http://schemas.openxmlformats.org/wordprocessingml/2006/main" xmlns:mc="http://schemas.openxmlformats.org/markup-compatibility/2006" xmlns:w14="http://schemas.microsoft.com/office/word/2010/wordml" mc:Ignorable="w14">
+<w:document xmlns:w="http://schemas.openxmlformats.org/wordprocessingml/2006/main" xmlns:r="http://schemas.openxmlformats.org/officeDocument/2006/relationships" xmlns:mc="http://schemas.openxmlformats.org/markup-compatibility/2006" Ignorable="w14">
   <w:body>
-    <w:p>
-      <w:pPr>
-        <w:jc w:val="center"/>
+    <w:p paraId="00100000" textId="00100001">
+      <w:pPr>
+        <w:jc val="center"/>
       </w:pPr>
       <w:r>
         <w:rPr>
           <w:b/>
-          <w:sz w:val="40"/>
-        </w:rPr>
-        <w:t xml:space="preserve">Numbering &amp; List Showcase</w:t>
-      </w:r>
-    </w:p>
-    <w:p>
-      <w:pPr>
-        <w:jc w:val="center"/>
+          <w:sz val="40"/>
+        </w:rPr>
+        <w:t>Numbering &amp; List Showcase</w:t>
+      </w:r>
+    </w:p>
+    <w:p paraId="00100002" textId="00100003">
+      <w:pPr>
+        <w:jc val="center"/>
       </w:pPr>
       <w:r>
         <w:rPr>
           <w:i/>
-          <w:color w:val="666666"/>
-        </w:rPr>
-        <w:t xml:space="preserve">Generated by officecli — covers abstractNum, num, and style-borne numPr</w:t>
-      </w:r>
-    </w:p>
-    <w:p>
+          <w:color val="666666"/>
+        </w:rPr>
+        <w:t>Gener</w:t>
+      </w:r>
+      <w:r>
+        <w:rPr>
+          <w:i/>
+          <w:highlight val="yellow"/>
+          <w:color val="FF0000"/>
+        </w:rPr>
+        <w:t>ated by</w:t>
+      </w:r>
+      <w:r>
+        <w:rPr>
+          <w:i/>
+          <w:color val="666666"/>
+        </w:rPr>
+        <w:t> officecli — covers abstractNum, num, and style-borne numPr</w:t>
+      </w:r>
+    </w:p>
+    <w:p paraId="00100004" textId="00100005">
       <w:pPr/>
       <w:r>
         <w:rPr/>
-        <w:t xml:space="preserve"/>
-      </w:r>
-    </w:p>
-    <w:p>
-      <w:pPr>
-        <w:spacing w:before="240" w:after="120"/>
+        <w:t/>
+      </w:r>
+    </w:p>
+    <w:p textId="00100007" paraId="00100006">
+      <w:pPr>
+        <w:spacing after="120" before="240"/>
       </w:pPr>
       <w:r>
         <w:rPr>
           <w:b/>
-          <w:sz w:val="28"/>
-        </w:rPr>
-        <w:t xml:space="preserve">1. Three-level numbered list (custom marker styling)</w:t>
-      </w:r>
-    </w:p>
-    <w:p>
-      <w:pPr>
-        <w:numPr>
-          <w:ilvl w:val="0"/>
-          <w:numId w:val="1"/>
-        </w:numPr>
-      </w:pPr>
-      <w:r>
-        <w:rPr/>
-        <w:t xml:space="preserve">Project Phoenix kickoff agenda</w:t>
-      </w:r>
-    </w:p>
-    <w:p>
-      <w:pPr>
-        <w:numPr>
-          <w:ilvl w:val="1"/>
-          <w:numId w:val="1"/>
-        </w:numPr>
-      </w:pPr>
-      <w:r>
-        <w:rPr/>
-        <w:t xml:space="preserve">Stakeholder alignment</w:t>
-      </w:r>
-    </w:p>
-    <w:p>
-      <w:pPr>
-        <w:numPr>
-          <w:ilvl w:val="2"/>
-          <w:numId w:val="1"/>
-        </w:numPr>
-      </w:pPr>
-      <w:r>
-        <w:rPr/>
-        <w:t xml:space="preserve">identify decision makers</w:t>
-      </w:r>
-    </w:p>
-    <w:p>
-      <w:pPr>
-        <w:numPr>
-          <w:ilvl w:val="2"/>
-          <w:numId w:val="1"/>
-        </w:numPr>
-      </w:pPr>
-      <w:r>
-        <w:rPr/>
-        <w:t xml:space="preserve">schedule discovery interviews</w:t>
-      </w:r>
-    </w:p>
-    <w:p>
-      <w:pPr>
-        <w:numPr>
-          <w:ilvl w:val="1"/>
-          <w:numId w:val="1"/>
-        </w:numPr>
-      </w:pPr>
-      <w:r>
-        <w:rPr/>
-        <w:t xml:space="preserve">Architecture review</w:t>
-      </w:r>
-    </w:p>
-    <w:p>
-      <w:pPr>
-        <w:numPr>
-          <w:ilvl w:val="0"/>
-          <w:numId w:val="1"/>
-        </w:numPr>
-      </w:pPr>
-      <w:r>
-        <w:rPr/>
-        <w:t xml:space="preserve">Sprint planning</w:t>
-      </w:r>
-    </w:p>
-    <w:p>
-      <w:pPr>
-        <w:numPr>
-          <w:ilvl w:val="0"/>
-          <w:numId w:val="1"/>
-        </w:numPr>
-      </w:pPr>
-      <w:r>
-        <w:rPr/>
-        <w:t xml:space="preserve">Resource allocation</w:t>
-      </w:r>
-    </w:p>
-    <w:p>
+          <w:sz val="28"/>
+        </w:rPr>
+        <w:t>1. Three-level numbered list (custom marker styling)</w:t>
+      </w:r>
+    </w:p>
+    <w:p paraId="00100008" textId="00100009">
+      <w:pPr>
+        <w:numPr>
+          <w:ilvl val="0"/>
+          <w:numId val="1"/>
+        </w:numPr>
+      </w:pPr>
+      <w:r>
+        <w:rPr/>
+        <w:t>Project Phoenix kickoff agenda</w:t>
+      </w:r>
+    </w:p>
+    <w:p textId="0010000B" paraId="0010000A">
+      <w:pPr>
+        <w:numPr>
+          <w:ilvl val="1"/>
+          <w:numId val="1"/>
+        </w:numPr>
+      </w:pPr>
+      <w:r>
+        <w:rPr/>
+        <w:t>Stakeholder alignment</w:t>
+      </w:r>
+    </w:p>
+    <w:p paraId="0010000C" textId="0010000D">
+      <w:pPr>
+        <w:numPr>
+          <w:ilvl val="2"/>
+          <w:numId val="1"/>
+        </w:numPr>
+      </w:pPr>
+      <w:r>
+        <w:rPr/>
+        <w:t>identify decision makers</w:t>
+      </w:r>
+    </w:p>
+    <w:p paraId="0010000E" textId="0010000F">
+      <w:pPr>
+        <w:numPr>
+          <w:ilvl val="2"/>
+          <w:numId val="1"/>
+        </w:numPr>
+      </w:pPr>
+      <w:r>
+        <w:rPr/>
+        <w:t>schedule discovery interviews</w:t>
+      </w:r>
+    </w:p>
+    <w:p paraId="00100010" textId="00100011">
+      <w:pPr>
+        <w:numPr>
+          <w:ilvl val="1"/>
+          <w:numId val="1"/>
+        </w:numPr>
+      </w:pPr>
+      <w:r>
+        <w:rPr/>
+        <w:t>Architecture review</w:t>
+      </w:r>
+    </w:p>
+    <w:p textId="00100013" paraId="00100012">
+      <w:pPr>
+        <w:numPr>
+          <w:ilvl val="0"/>
+          <w:numId val="1"/>
+        </w:numPr>
+      </w:pPr>
+      <w:r>
+        <w:rPr/>
+        <w:t>Sprint planning</w:t>
+      </w:r>
+    </w:p>
+    <w:p textId="00100015" paraId="00100014">
+      <w:pPr>
+        <w:numPr>
+          <w:ilvl val="0"/>
+          <w:numId val="1"/>
+        </w:numPr>
+      </w:pPr>
+      <w:r>
+        <w:rPr/>
+        <w:t>Resource allocation</w:t>
+      </w:r>
+    </w:p>
+    <w:p paraId="00100016" textId="00100017">
       <w:pPr/>
       <w:r>
         <w:rPr/>
-        <w:t xml:space="preserve"/>
-      </w:r>
-    </w:p>
-    <w:p>
-      <w:pPr>
-        <w:spacing w:before="240" w:after="120"/>
+        <w:t/>
+      </w:r>
+    </w:p>
+    <w:p textId="00100019" paraId="00100018">
+      <w:pPr>
+        <w:spacing after="120" before="240"/>
       </w:pPr>
       <w:r>
         <w:rPr>
           <w:b/>
-          <w:sz w:val="28"/>
-        </w:rPr>
-        <w:t xml:space="preserve">2. Independent counters (default) and continue=true opt-in</w:t>
-      </w:r>
-    </w:p>
-    <w:p>
-      <w:pPr>
-        <w:numPr>
-          <w:ilvl w:val="0"/>
-          <w:numId w:val="2"/>
-        </w:numPr>
-      </w:pPr>
-      <w:r>
-        <w:rPr/>
-        <w:t xml:space="preserve">List B starts fresh at 1 (default behavior)</w:t>
-      </w:r>
-    </w:p>
-    <w:p>
-      <w:pPr>
-        <w:numPr>
-          <w:ilvl w:val="0"/>
-          <w:numId w:val="2"/>
-        </w:numPr>
-      </w:pPr>
-      <w:r>
-        <w:rPr/>
-        <w:t xml:space="preserve">List B item two (counts 2)</w:t>
-      </w:r>
-    </w:p>
-    <w:p>
-      <w:pPr>
-        <w:numPr>
-          <w:ilvl w:val="0"/>
-          <w:numId w:val="3"/>
-        </w:numPr>
-      </w:pPr>
-      <w:r>
-        <w:rPr/>
-        <w:t xml:space="preserve">List C continues from List A's count (continue=true)</w:t>
-      </w:r>
-    </w:p>
-    <w:p>
-      <w:pPr>
-        <w:numPr>
-          <w:ilvl w:val="0"/>
-          <w:numId w:val="3"/>
-        </w:numPr>
-      </w:pPr>
-      <w:r>
-        <w:rPr/>
-        <w:t xml:space="preserve">List C item two</w:t>
-      </w:r>
-    </w:p>
-    <w:p>
+          <w:sz val="28"/>
+        </w:rPr>
+        <w:t>2. Independent counters (default) and continue=true opt-in</w:t>
+      </w:r>
+    </w:p>
+    <w:p paraId="0010001A" textId="0010001B">
+      <w:pPr>
+        <w:numPr>
+          <w:ilvl val="0"/>
+          <w:numId val="2"/>
+        </w:numPr>
+      </w:pPr>
+      <w:r>
+        <w:rPr/>
+        <w:t>List B starts fresh at 1 (default behavior)</w:t>
+      </w:r>
+    </w:p>
+    <w:p paraId="0010001C" textId="0010001D">
+      <w:pPr>
+        <w:numPr>
+          <w:ilvl val="0"/>
+          <w:numId val="2"/>
+        </w:numPr>
+      </w:pPr>
+      <w:r>
+        <w:rPr/>
+        <w:t>List B item two (counts 2)</w:t>
+      </w:r>
+    </w:p>
+    <w:p paraId="0010001E" textId="0010001F">
+      <w:pPr>
+        <w:numPr>
+          <w:ilvl val="0"/>
+          <w:numId val="3"/>
+        </w:numPr>
+      </w:pPr>
+      <w:r>
+        <w:rPr/>
+        <w:t>List C continues from List A's count (continue=true)</w:t>
+      </w:r>
+    </w:p>
+    <w:p paraId="00100020" textId="00100021">
+      <w:pPr>
+        <w:numPr>
+          <w:ilvl val="0"/>
+          <w:numId val="3"/>
+        </w:numPr>
+      </w:pPr>
+      <w:r>
+        <w:rPr/>
+        <w:t>List C item two</w:t>
+      </w:r>
+    </w:p>
+    <w:p paraId="00100022" textId="00100023">
       <w:pPr/>
       <w:r>
         <w:rPr/>
-        <w:t xml:space="preserve"/>
-      </w:r>
-    </w:p>
-    <w:p>
-      <w:pPr>
-        <w:spacing w:before="240" w:after="120"/>
+        <w:t/>
+      </w:r>
+    </w:p>
+    <w:p paraId="00100024" textId="00100025">
+      <w:pPr>
+        <w:spacing before="240" after="120"/>
       </w:pPr>
       <w:r>
         <w:rPr>
           <w:b/>
-          <w:sz w:val="28"/>
-        </w:rPr>
-        <w:t xml:space="preserve">3. Restart numbering with startOverride</w:t>
-      </w:r>
-    </w:p>
-    <w:p>
-      <w:pPr>
-        <w:numPr>
-          <w:ilvl w:val="0"/>
-          <w:numId w:val="4"/>
-        </w:numPr>
-      </w:pPr>
-      <w:r>
-        <w:rPr/>
-        <w:t xml:space="preserve">Numbered starting from 100</w:t>
-      </w:r>
-    </w:p>
-    <w:p>
-      <w:pPr>
-        <w:numPr>
-          <w:ilvl w:val="0"/>
-          <w:numId w:val="4"/>
-        </w:numPr>
-      </w:pPr>
-      <w:r>
-        <w:rPr/>
-        <w:t xml:space="preserve">Continues from 101</w:t>
-      </w:r>
-    </w:p>
-    <w:p>
+          <w:sz val="28"/>
+        </w:rPr>
+        <w:t>3. Restart numbering with startOverride</w:t>
+      </w:r>
+    </w:p>
+    <w:p paraId="00100026" textId="00100027">
+      <w:pPr>
+        <w:numPr>
+          <w:ilvl val="0"/>
+          <w:numId val="4"/>
+        </w:numPr>
+      </w:pPr>
+      <w:r>
+        <w:rPr/>
+        <w:t>Numbered starting from 100</w:t>
+      </w:r>
+    </w:p>
+    <w:p paraId="00100028" textId="00100029">
+      <w:pPr>
+        <w:numPr>
+          <w:ilvl val="0"/>
+          <w:numId val="4"/>
+        </w:numPr>
+      </w:pPr>
+      <w:r>
+        <w:rPr/>
+        <w:t>Continues from 101</w:t>
+      </w:r>
+    </w:p>
+    <w:p paraId="0010002A" textId="0010002B">
       <w:pPr/>
       <w:r>
         <w:rPr/>
-        <w:t xml:space="preserve"/>
-      </w:r>
-    </w:p>
-    <w:p>
-      <w:pPr>
-        <w:spacing w:before="240" w:after="120"/>
+        <w:t/>
+      </w:r>
+    </w:p>
+    <w:p paraId="0010002C" textId="0010002D">
+      <w:pPr>
+        <w:spacing before="240" after="120"/>
       </w:pPr>
       <w:r>
         <w:rPr>
           <w:b/>
-          <w:sz w:val="28"/>
-        </w:rPr>
-        <w:t xml:space="preserve">4. Custom-styled bullet list (★ / ▶ / ●)</w:t>
-      </w:r>
-    </w:p>
-    <w:p>
-      <w:pPr>
-        <w:numPr>
-          <w:ilvl w:val="0"/>
-          <w:numId w:val="5"/>
-        </w:numPr>
-      </w:pPr>
-      <w:r>
-        <w:rPr/>
-        <w:t xml:space="preserve">Top-level milestone</w:t>
-      </w:r>
-    </w:p>
-    <w:p>
-      <w:pPr>
-        <w:numPr>
-          <w:ilvl w:val="1"/>
-          <w:numId w:val="5"/>
-        </w:numPr>
-      </w:pPr>
-      <w:r>
-        <w:rPr/>
-        <w:t xml:space="preserve">Sub-milestone with deliverable</w:t>
-      </w:r>
-    </w:p>
-    <w:p>
-      <w:pPr>
-        <w:numPr>
-          <w:ilvl w:val="2"/>
-          <w:numId w:val="5"/>
-        </w:numPr>
-      </w:pPr>
-      <w:r>
-        <w:rPr/>
-        <w:t xml:space="preserve">Nitty-gritty detail</w:t>
-      </w:r>
-    </w:p>
-    <w:p>
-      <w:pPr>
-        <w:numPr>
-          <w:ilvl w:val="0"/>
-          <w:numId w:val="5"/>
-        </w:numPr>
-      </w:pPr>
-      <w:r>
-        <w:rPr/>
-        <w:t xml:space="preserve">Another top-level milestone</w:t>
-      </w:r>
-    </w:p>
-    <w:p>
+          <w:sz val="28"/>
+        </w:rPr>
+        <w:t>4. Custom-styled bullet list (★ / ▶ / ●)</w:t>
+      </w:r>
+    </w:p>
+    <w:p paraId="0010002E" textId="0010002F">
+      <w:pPr>
+        <w:numPr>
+          <w:ilvl val="0"/>
+          <w:numId val="5"/>
+        </w:numPr>
+      </w:pPr>
+      <w:r>
+        <w:rPr/>
+        <w:t>Top-level milestone</w:t>
+      </w:r>
+    </w:p>
+    <w:p paraId="00100030" textId="00100031">
+      <w:pPr>
+        <w:numPr>
+          <w:ilvl val="1"/>
+          <w:numId val="5"/>
+        </w:numPr>
+      </w:pPr>
+      <w:r>
+        <w:rPr/>
+        <w:t>Sub-milestone with deliverable</w:t>
+      </w:r>
+    </w:p>
+    <w:p paraId="00100032" textId="00100033">
+      <w:pPr>
+        <w:numPr>
+          <w:ilvl val="2"/>
+          <w:numId val="5"/>
+        </w:numPr>
+      </w:pPr>
+      <w:r>
+        <w:rPr/>
+        <w:t>Nitty-gritty detail</w:t>
+      </w:r>
+    </w:p>
+    <w:p paraId="00100034" textId="00100035">
+      <w:pPr>
+        <w:numPr>
+          <w:ilvl val="0"/>
+          <w:numId val="5"/>
+        </w:numPr>
+      </w:pPr>
+      <w:r>
+        <w:rPr/>
+        <w:t>Another top-level milestone</w:t>
+      </w:r>
+    </w:p>
+    <w:p textId="00100037" paraId="00100036">
       <w:pPr/>
       <w:r>
         <w:rPr/>
-        <w:t xml:space="preserve"/>
-      </w:r>
-    </w:p>
-    <w:p>
-      <w:pPr>
-        <w:spacing w:before="240" w:after="120"/>
+        <w:t/>
+      </w:r>
+    </w:p>
+    <w:p paraId="00100038" textId="00100039">
+      <w:pPr>
+        <w:spacing before="240" after="120"/>
       </w:pPr>
       <w:r>
         <w:rPr>
           <w:b/>
-          <w:sz w:val="28"/>
-        </w:rPr>
-        <w:t xml:space="preserve">5. Mode A — num auto-creates abstractNum</w:t>
-      </w:r>
-    </w:p>
-    <w:p>
-      <w:pPr>
-        <w:numPr>
-          <w:ilvl w:val="0"/>
-          <w:numId w:val="6"/>
-        </w:numPr>
-      </w:pPr>
-      <w:r>
-        <w:rPr/>
-        <w:t xml:space="preserve">The first part of the proposal</w:t>
-      </w:r>
-    </w:p>
-    <w:p>
-      <w:pPr>
-        <w:numPr>
-          <w:ilvl w:val="0"/>
-          <w:numId w:val="6"/>
-        </w:numPr>
-      </w:pPr>
-      <w:r>
-        <w:rPr/>
-        <w:t xml:space="preserve">The second part</w:t>
-      </w:r>
-    </w:p>
-    <w:p>
-      <w:pPr>
-        <w:numPr>
-          <w:ilvl w:val="0"/>
-          <w:numId w:val="6"/>
-        </w:numPr>
-      </w:pPr>
-      <w:r>
-        <w:rPr/>
-        <w:t xml:space="preserve">The third part</w:t>
-      </w:r>
-    </w:p>
-    <w:p>
+          <w:sz val="28"/>
+        </w:rPr>
+        <w:t>5. Mode A — num auto-creates abstractNum</w:t>
+      </w:r>
+    </w:p>
+    <w:p paraId="0010003A" textId="0010003B">
+      <w:pPr>
+        <w:numPr>
+          <w:ilvl val="0"/>
+          <w:numId val="6"/>
+        </w:numPr>
+      </w:pPr>
+      <w:r>
+        <w:rPr/>
+        <w:t>The first part of the proposal</w:t>
+      </w:r>
+    </w:p>
+    <w:p textId="0010003D" paraId="0010003C">
+      <w:pPr>
+        <w:numPr>
+          <w:ilvl val="0"/>
+          <w:numId val="6"/>
+        </w:numPr>
+      </w:pPr>
+      <w:r>
+        <w:rPr/>
+        <w:t>The second part</w:t>
+      </w:r>
+    </w:p>
+    <w:p paraId="0010003E" textId="0010003F">
+      <w:pPr>
+        <w:numPr>
+          <w:ilvl val="0"/>
+          <w:numId val="6"/>
+        </w:numPr>
+      </w:pPr>
+      <w:r>
+        <w:rPr/>
+        <w:t>The third part</w:t>
+      </w:r>
+    </w:p>
+    <w:p paraId="00100040" textId="00100041">
       <w:pPr/>
       <w:r>
         <w:rPr/>
-        <w:t xml:space="preserve"/>
-      </w:r>
-    </w:p>
-    <w:p>
-      <w:pPr>
-        <w:spacing w:before="240" w:after="120"/>
+        <w:t/>
+      </w:r>
+    </w:p>
+    <w:p textId="00100043" paraId="00100042">
+      <w:pPr>
+        <w:spacing after="120" before="240"/>
       </w:pPr>
       <w:r>
         <w:rPr>
           <w:b/>
-          <w:sz w:val="28"/>
-        </w:rPr>
-        <w:t xml:space="preserve">6. Style-borne numbering (paragraph inherits via pStyle)</w:t>
-      </w:r>
-    </w:p>
-    <w:p>
-      <w:pPr>
-        <w:pStyle w:val="ShowcaseListItem"/>
-      </w:pPr>
-      <w:r>
-        <w:rPr/>
-        <w:t xml:space="preserve">Inherits numbering through style</w:t>
-      </w:r>
-    </w:p>
-    <w:p>
-      <w:pPr>
-        <w:pStyle w:val="ShowcaseListItem"/>
-      </w:pPr>
-      <w:r>
-        <w:rPr/>
-        <w:t xml:space="preserve">Second item, also via style</w:t>
-      </w:r>
-    </w:p>
-    <w:p>
-      <w:pPr>
-        <w:pStyle w:val="ShowcaseListItem"/>
-      </w:pPr>
-      <w:r>
-        <w:rPr/>
-        <w:t xml:space="preserve">Third item — note: paragraphs themselves have no numPr</w:t>
-      </w:r>
-    </w:p>
-    <w:p>
+          <w:sz val="28"/>
+        </w:rPr>
+        <w:t>6. Style-borne numbering (paragraph inherits via pStyle)</w:t>
+      </w:r>
+    </w:p>
+    <w:p paraId="00100044" textId="00100045">
+      <w:pPr>
+        <w:pStyle val="ShowcaseListItem"/>
+      </w:pPr>
+      <w:r>
+        <w:rPr/>
+        <w:t>Inherits numbering through style</w:t>
+      </w:r>
+    </w:p>
+    <w:p textId="00100047" paraId="00100046">
+      <w:pPr>
+        <w:pStyle val="ShowcaseListItem"/>
+      </w:pPr>
+      <w:r>
+        <w:rPr/>
+        <w:t>Second item, also via style</w:t>
+      </w:r>
+    </w:p>
+    <w:p paraId="00100048" textId="00100049">
+      <w:pPr>
+        <w:pStyle val="ShowcaseListItem"/>
+      </w:pPr>
+      <w:r>
+        <w:rPr/>
+        <w:t>Third item — note: paragraphs themselves have no numPr</w:t>
+      </w:r>
+    </w:p>
+    <w:p paraId="0010004A" textId="0010004B">
       <w:pPr/>
       <w:r>
         <w:rPr/>
-        <w:t xml:space="preserve"/>
-      </w:r>
-    </w:p>
-    <w:p>
-      <w:pPr>
-        <w:spacing w:before="240" w:after="120"/>
+        <w:t/>
+      </w:r>
+    </w:p>
+    <w:p textId="0010004D" paraId="0010004C">
+      <w:pPr>
+        <w:spacing after="120" before="240"/>
       </w:pPr>
       <w:r>
         <w:rPr>
           <w:b/>
-          <w:sz w:val="28"/>
-        </w:rPr>
-        <w:t xml:space="preserve">7. Modify abstractNum after creation</w:t>
-      </w:r>
-    </w:p>
-    <w:p>
-      <w:pPr>
-        <w:numPr>
-          <w:ilvl w:val="0"/>
-          <w:numId w:val="8"/>
-        </w:numPr>
-      </w:pPr>
-      <w:r>
-        <w:rPr/>
-        <w:t xml:space="preserve">Outer step</w:t>
-      </w:r>
-    </w:p>
-    <w:p>
-      <w:pPr>
-        <w:numPr>
-          <w:ilvl w:val="1"/>
-          <w:numId w:val="8"/>
-        </w:numPr>
-      </w:pPr>
-      <w:r>
-        <w:rPr/>
-        <w:t xml:space="preserve">Mid step</w:t>
-      </w:r>
-    </w:p>
-    <w:p>
-      <w:pPr>
-        <w:numPr>
-          <w:ilvl w:val="2"/>
-          <w:numId w:val="8"/>
-        </w:numPr>
-      </w:pPr>
-      <w:r>
-        <w:rPr/>
-        <w:t xml:space="preserve">Inner step</w:t>
-      </w:r>
-    </w:p>
-    <w:p>
-      <w:pPr>
-        <w:numPr>
-          <w:ilvl w:val="3"/>
-          <w:numId w:val="8"/>
-        </w:numPr>
-      </w:pPr>
-      <w:r>
-        <w:rPr/>
-        <w:t xml:space="preserve">Deepest step (modified after creation)</w:t>
-      </w:r>
-    </w:p>
-    <w:p>
+          <w:sz val="28"/>
+        </w:rPr>
+        <w:t>7. Modify abstractNum after creation</w:t>
+      </w:r>
+    </w:p>
+    <w:p paraId="0010004E" textId="0010004F">
+      <w:pPr>
+        <w:numPr>
+          <w:ilvl val="0"/>
+          <w:numId val="8"/>
+        </w:numPr>
+      </w:pPr>
+      <w:r>
+        <w:rPr/>
+        <w:t>Outer step</w:t>
+      </w:r>
+    </w:p>
+    <w:p textId="00100051" paraId="00100050">
+      <w:pPr>
+        <w:numPr>
+          <w:ilvl val="1"/>
+          <w:numId val="8"/>
+        </w:numPr>
+      </w:pPr>
+      <w:r>
+        <w:rPr/>
+        <w:t>Mid step</w:t>
+      </w:r>
+    </w:p>
+    <w:p paraId="00100052" textId="00100053">
+      <w:pPr>
+        <w:numPr>
+          <w:ilvl val="2"/>
+          <w:numId val="8"/>
+        </w:numPr>
+      </w:pPr>
+      <w:r>
+        <w:rPr/>
+        <w:t>Inner step</w:t>
+      </w:r>
+    </w:p>
+    <w:p paraId="00100054" textId="00100055">
+      <w:pPr>
+        <w:numPr>
+          <w:ilvl val="3"/>
+          <w:numId val="8"/>
+        </w:numPr>
+      </w:pPr>
+      <w:r>
+        <w:rPr/>
+        <w:t>Deepest step (modified after creation)</w:t>
+      </w:r>
+    </w:p>
+    <w:p textId="00100057" paraId="00100056">
       <w:pPr/>
       <w:r>
         <w:rPr/>
-        <w:t xml:space="preserve"/>
-      </w:r>
-    </w:p>
-    <w:p>
-      <w:pPr>
-        <w:jc w:val="center"/>
+        <w:t/>
+      </w:r>
+    </w:p>
+    <w:p paraId="00100058" textId="00100059">
+      <w:pPr>
+        <w:jc val="center"/>
       </w:pPr>
       <w:r>
         <w:rPr>
           <w:i/>
-          <w:color w:val="666666"/>
-        </w:rPr>
-        <w:t xml:space="preserve">End of showcase. Open in Word/Google Docs to see all numbering rendered.</w:t>
+          <w:color val="666666"/>
+        </w:rPr>
+        <w:t>End of showcase. Open in Word/Google Docs to see all numbering rendered.</w:t>
       </w:r>
     </w:p>
     <w:sectPr>
-      <w:pgSz w:w="11906" w:h="16838"/>
-      <w:pgMar w:top="1440" w:right="1800" w:bottom="1440" w:left="1800"/>
-      <w:docGrid w:type="default"/>
+      <w:pgSz w="11906" h="16838"/>
+      <w:pgMar top="1440" right="1800" left="1800" bottom="1440"/>
+      <w:docGrid type="default"/>
     </w:sectPr>
   </w:body>
 </w:document>
